--- a/docs/QUAD_Server_Guide.docx
+++ b/docs/QUAD_Server_Guide.docx
@@ -50,7 +50,7 @@
           <w:color w:val="808080"/>
           <w:sz w:val="20"/>
         </w:rPr>
-        <w:t>Generated 2026-05-08  •  QUAD v0.4.0+sprints</w:t>
+        <w:t>QUAD v0.4.0</w:t>
       </w:r>
     </w:p>
     <w:p>
@@ -1061,7 +1061,7 @@
     </w:p>
     <w:p>
       <w:r>
-        <w:t>Use this on CI runners and on developer laptops that don't need to talk to real hardware. All 2073 unit tests pass in this configuration.</w:t>
+        <w:t>Use this on CI runners and on developer laptops that don't need to talk to real hardware. The full test suite passes in this configuration — run `pytest -q` after install for the live count.</w:t>
       </w:r>
     </w:p>
     <w:p>
@@ -4514,7 +4514,7 @@
         <w:shd w:val="clear" w:color="auto" w:fill="F2F2F2"/>
       </w:pPr>
       <w:r>
-        <w:t>pytest -q           # 2073 should pass; same 26 pre-existing failures</w:t>
+        <w:t>pytest -q           # full suite — flag any new regressions</w:t>
       </w:r>
     </w:p>
     <w:p>

--- a/docs/QUAD_Server_Guide.docx
+++ b/docs/QUAD_Server_Guide.docx
@@ -5185,6 +5185,490 @@
       </w:tr>
     </w:tbl>
     <w:p>
+      <w:pPr>
+        <w:pStyle w:val="Heading1"/>
+      </w:pPr>
+      <w:r>
+        <w:t>19. IoT Device Support</w:t>
+      </w:r>
+    </w:p>
+    <w:p>
+      <w:r>
+        <w:t>QUAD's adapter pattern extends from AI PC and Mobile to the full Qualcomm IoT SoC line. The full dependency catalogue (111 components across 14 categories) is published as a workbook at docs/IOT_DEPENDENCIES.xlsx. This section is a quick orientation; the workbook is authoritative.</w:t>
+      </w:r>
+    </w:p>
+    <w:p>
+      <w:pPr>
+        <w:pStyle w:val="Heading2"/>
+      </w:pPr>
+      <w:r>
+        <w:t>19.1  Target hardware</w:t>
+      </w:r>
+    </w:p>
+    <w:tbl>
+      <w:tblPr>
+        <w:tblStyle w:val="LightGrid-Accent1"/>
+        <w:tblW w:type="auto" w:w="0"/>
+        <w:tblLayout w:type="autofit"/>
+        <w:tblLook w:firstColumn="1" w:firstRow="1" w:lastColumn="0" w:lastRow="0" w:noHBand="0" w:noVBand="1" w:val="04A0"/>
+      </w:tblPr>
+      <w:tblGrid>
+        <w:gridCol w:w="2880"/>
+        <w:gridCol w:w="2880"/>
+        <w:gridCol w:w="2880"/>
+      </w:tblGrid>
+      <w:tr>
+        <w:tc>
+          <w:tcPr>
+            <w:tcW w:type="dxa" w:w="2880"/>
+            <w:shd w:fill="1F3A5C"/>
+          </w:tcPr>
+          <w:p>
+            <w:r>
+              <w:rPr>
+                <w:b/>
+                <w:color w:val="FFFFFF"/>
+              </w:rPr>
+              <w:t>Class</w:t>
+            </w:r>
+          </w:p>
+        </w:tc>
+        <w:tc>
+          <w:tcPr>
+            <w:tcW w:type="dxa" w:w="2880"/>
+            <w:shd w:fill="1F3A5C"/>
+          </w:tcPr>
+          <w:p>
+            <w:r>
+              <w:rPr>
+                <w:b/>
+                <w:color w:val="FFFFFF"/>
+              </w:rPr>
+              <w:t>SoC / Board</w:t>
+            </w:r>
+          </w:p>
+        </w:tc>
+        <w:tc>
+          <w:tcPr>
+            <w:tcW w:type="dxa" w:w="2880"/>
+            <w:shd w:fill="1F3A5C"/>
+          </w:tcPr>
+          <w:p>
+            <w:r>
+              <w:rPr>
+                <w:b/>
+                <w:color w:val="FFFFFF"/>
+              </w:rPr>
+              <w:t>Where it fits</w:t>
+            </w:r>
+          </w:p>
+        </w:tc>
+      </w:tr>
+      <w:tr>
+        <w:tc>
+          <w:tcPr>
+            <w:tcW w:type="dxa" w:w="2880"/>
+          </w:tcPr>
+          <w:p>
+            <w:r>
+              <w:t>Edge gateway</w:t>
+            </w:r>
+          </w:p>
+        </w:tc>
+        <w:tc>
+          <w:tcPr>
+            <w:tcW w:type="dxa" w:w="2880"/>
+          </w:tcPr>
+          <w:p>
+            <w:r>
+              <w:t>QCS6490 (RB3 Gen 2), QCS8250 (RB5)</w:t>
+            </w:r>
+          </w:p>
+        </w:tc>
+        <w:tc>
+          <w:tcPr>
+            <w:tcW w:type="dxa" w:w="2880"/>
+          </w:tcPr>
+          <w:p>
+            <w:r>
+              <w:t>Linux-class IoT, 12+ TOPS NPU</w:t>
+            </w:r>
+          </w:p>
+        </w:tc>
+      </w:tr>
+      <w:tr>
+        <w:tc>
+          <w:tcPr>
+            <w:tcW w:type="dxa" w:w="2880"/>
+          </w:tcPr>
+          <w:p>
+            <w:r>
+              <w:t>High-perf IoT / AI</w:t>
+            </w:r>
+          </w:p>
+        </w:tc>
+        <w:tc>
+          <w:tcPr>
+            <w:tcW w:type="dxa" w:w="2880"/>
+          </w:tcPr>
+          <w:p>
+            <w:r>
+              <w:t>QCS8550</w:t>
+            </w:r>
+          </w:p>
+        </w:tc>
+        <w:tc>
+          <w:tcPr>
+            <w:tcW w:type="dxa" w:w="2880"/>
+          </w:tcPr>
+          <w:p>
+            <w:r>
+              <w:t>Industrial AI, smart camera</w:t>
+            </w:r>
+          </w:p>
+        </w:tc>
+      </w:tr>
+      <w:tr>
+        <w:tc>
+          <w:tcPr>
+            <w:tcW w:type="dxa" w:w="2880"/>
+          </w:tcPr>
+          <w:p>
+            <w:r>
+              <w:t>Camera / vision IoT</w:t>
+            </w:r>
+          </w:p>
+        </w:tc>
+        <w:tc>
+          <w:tcPr>
+            <w:tcW w:type="dxa" w:w="2880"/>
+          </w:tcPr>
+          <w:p>
+            <w:r>
+              <w:t>QCS610 / QCS605</w:t>
+            </w:r>
+          </w:p>
+        </w:tc>
+        <w:tc>
+          <w:tcPr>
+            <w:tcW w:type="dxa" w:w="2880"/>
+          </w:tcPr>
+          <w:p>
+            <w:r>
+              <w:t>Smart camera, AI vision</w:t>
+            </w:r>
+          </w:p>
+        </w:tc>
+      </w:tr>
+      <w:tr>
+        <w:tc>
+          <w:tcPr>
+            <w:tcW w:type="dxa" w:w="2880"/>
+          </w:tcPr>
+          <w:p>
+            <w:r>
+              <w:t>Entry IoT</w:t>
+            </w:r>
+          </w:p>
+        </w:tc>
+        <w:tc>
+          <w:tcPr>
+            <w:tcW w:type="dxa" w:w="2880"/>
+          </w:tcPr>
+          <w:p>
+            <w:r>
+              <w:t>QCM2290 / QCS2290</w:t>
+            </w:r>
+          </w:p>
+        </w:tc>
+        <w:tc>
+          <w:tcPr>
+            <w:tcW w:type="dxa" w:w="2880"/>
+          </w:tcPr>
+          <w:p>
+            <w:r>
+              <w:t>Wearables, smart speakers</w:t>
+            </w:r>
+          </w:p>
+        </w:tc>
+      </w:tr>
+      <w:tr>
+        <w:tc>
+          <w:tcPr>
+            <w:tcW w:type="dxa" w:w="2880"/>
+          </w:tcPr>
+          <w:p>
+            <w:r>
+              <w:t>Cellular IoT</w:t>
+            </w:r>
+          </w:p>
+        </w:tc>
+        <w:tc>
+          <w:tcPr>
+            <w:tcW w:type="dxa" w:w="2880"/>
+          </w:tcPr>
+          <w:p>
+            <w:r>
+              <w:t>Snapdragon X75 / 9205 modem</w:t>
+            </w:r>
+          </w:p>
+        </w:tc>
+        <w:tc>
+          <w:tcPr>
+            <w:tcW w:type="dxa" w:w="2880"/>
+          </w:tcPr>
+          <w:p>
+            <w:r>
+              <w:t>5G / NB-IoT / LTE-M uplink</w:t>
+            </w:r>
+          </w:p>
+        </w:tc>
+      </w:tr>
+    </w:tbl>
+    <w:p>
+      <w:pPr>
+        <w:pStyle w:val="Heading2"/>
+      </w:pPr>
+      <w:r>
+        <w:t>19.2  Software dependency layers</w:t>
+      </w:r>
+    </w:p>
+    <w:tbl>
+      <w:tblPr>
+        <w:tblStyle w:val="LightGrid-Accent1"/>
+        <w:tblW w:type="auto" w:w="0"/>
+        <w:tblLayout w:type="autofit"/>
+        <w:tblLook w:firstColumn="1" w:firstRow="1" w:lastColumn="0" w:lastRow="0" w:noHBand="0" w:noVBand="1" w:val="04A0"/>
+      </w:tblPr>
+      <w:tblGrid>
+        <w:gridCol w:w="4320"/>
+        <w:gridCol w:w="4320"/>
+      </w:tblGrid>
+      <w:tr>
+        <w:tc>
+          <w:tcPr>
+            <w:tcW w:type="dxa" w:w="4320"/>
+            <w:shd w:fill="1F3A5C"/>
+          </w:tcPr>
+          <w:p>
+            <w:r>
+              <w:rPr>
+                <w:b/>
+                <w:color w:val="FFFFFF"/>
+              </w:rPr>
+              <w:t>Layer</w:t>
+            </w:r>
+          </w:p>
+        </w:tc>
+        <w:tc>
+          <w:tcPr>
+            <w:tcW w:type="dxa" w:w="4320"/>
+            <w:shd w:fill="1F3A5C"/>
+          </w:tcPr>
+          <w:p>
+            <w:r>
+              <w:rPr>
+                <w:b/>
+                <w:color w:val="FFFFFF"/>
+              </w:rPr>
+              <w:t>What QUAD needs</w:t>
+            </w:r>
+          </w:p>
+        </w:tc>
+      </w:tr>
+      <w:tr>
+        <w:tc>
+          <w:tcPr>
+            <w:tcW w:type="dxa" w:w="4320"/>
+          </w:tcPr>
+          <w:p>
+            <w:r>
+              <w:t>OS / Firmware</w:t>
+            </w:r>
+          </w:p>
+        </w:tc>
+        <w:tc>
+          <w:tcPr>
+            <w:tcW w:type="dxa" w:w="4320"/>
+          </w:tcPr>
+          <w:p>
+            <w:r>
+              <w:t>Yocto meta-qcom, Qualcomm Linux, Zephyr / FreeRTOS, U-Boot, TF-A, OP-TEE</w:t>
+            </w:r>
+          </w:p>
+        </w:tc>
+      </w:tr>
+      <w:tr>
+        <w:tc>
+          <w:tcPr>
+            <w:tcW w:type="dxa" w:w="4320"/>
+          </w:tcPr>
+          <w:p>
+            <w:r>
+              <w:t>Connectivity</w:t>
+            </w:r>
+          </w:p>
+        </w:tc>
+        <w:tc>
+          <w:tcPr>
+            <w:tcW w:type="dxa" w:w="4320"/>
+          </w:tcPr>
+          <w:p>
+            <w:r>
+              <w:t>BlueZ, OpenThread, Matter 1.4, hostapd, ModemManager + libqmi/libmbim</w:t>
+            </w:r>
+          </w:p>
+        </w:tc>
+      </w:tr>
+      <w:tr>
+        <w:tc>
+          <w:tcPr>
+            <w:tcW w:type="dxa" w:w="4320"/>
+          </w:tcPr>
+          <w:p>
+            <w:r>
+              <w:t>IoT protocols</w:t>
+            </w:r>
+          </w:p>
+        </w:tc>
+        <w:tc>
+          <w:tcPr>
+            <w:tcW w:type="dxa" w:w="4320"/>
+          </w:tcPr>
+          <w:p>
+            <w:r>
+              <w:t>MQTT (Mosquitto / paho), CoAP (libcoap / aiocoap), LwM2M (Anjay), OPC-UA</w:t>
+            </w:r>
+          </w:p>
+        </w:tc>
+      </w:tr>
+      <w:tr>
+        <w:tc>
+          <w:tcPr>
+            <w:tcW w:type="dxa" w:w="4320"/>
+          </w:tcPr>
+          <w:p>
+            <w:r>
+              <w:t>Cloud + OTA</w:t>
+            </w:r>
+          </w:p>
+        </w:tc>
+        <w:tc>
+          <w:tcPr>
+            <w:tcW w:type="dxa" w:w="4320"/>
+          </w:tcPr>
+          <w:p>
+            <w:r>
+              <w:t>AWS IoT Device SDK v2, azure-iot-device, Greengrass, IoT Edge, Mender, RAUC, SWUpdate</w:t>
+            </w:r>
+          </w:p>
+        </w:tc>
+      </w:tr>
+      <w:tr>
+        <w:tc>
+          <w:tcPr>
+            <w:tcW w:type="dxa" w:w="4320"/>
+          </w:tcPr>
+          <w:p>
+            <w:r>
+              <w:t>Security</w:t>
+            </w:r>
+          </w:p>
+        </w:tc>
+        <w:tc>
+          <w:tcPr>
+            <w:tcW w:type="dxa" w:w="4320"/>
+          </w:tcPr>
+          <w:p>
+            <w:r>
+              <w:t>Qualcomm QTEE / SPU, OP-TEE, mbedTLS, OpenSSL, TF-M, PKCS#11, Matter Attestation</w:t>
+            </w:r>
+          </w:p>
+        </w:tc>
+      </w:tr>
+      <w:tr>
+        <w:tc>
+          <w:tcPr>
+            <w:tcW w:type="dxa" w:w="4320"/>
+          </w:tcPr>
+          <w:p>
+            <w:r>
+              <w:t>Edge AI runtime</w:t>
+            </w:r>
+          </w:p>
+        </w:tc>
+        <w:tc>
+          <w:tcPr>
+            <w:tcW w:type="dxa" w:w="4320"/>
+          </w:tcPr>
+          <w:p>
+            <w:r>
+              <w:t>QNN / QAIRT 2.x, SNPE 2.x, Hexagon SDK 5.x, AIMET, Qualcomm AI Hub</w:t>
+            </w:r>
+          </w:p>
+        </w:tc>
+      </w:tr>
+      <w:tr>
+        <w:tc>
+          <w:tcPr>
+            <w:tcW w:type="dxa" w:w="4320"/>
+          </w:tcPr>
+          <w:p>
+            <w:r>
+              <w:t>Sensors / HAL</w:t>
+            </w:r>
+          </w:p>
+        </w:tc>
+        <w:tc>
+          <w:tcPr>
+            <w:tcW w:type="dxa" w:w="4320"/>
+          </w:tcPr>
+          <w:p>
+            <w:r>
+              <w:t>libgpiod, smbus2, spidev, pyserial, python-can, pymodbus, bleak</w:t>
+            </w:r>
+          </w:p>
+        </w:tc>
+      </w:tr>
+      <w:tr>
+        <w:tc>
+          <w:tcPr>
+            <w:tcW w:type="dxa" w:w="4320"/>
+          </w:tcPr>
+          <w:p>
+            <w:r>
+              <w:t>Telemetry</w:t>
+            </w:r>
+          </w:p>
+        </w:tc>
+        <w:tc>
+          <w:tcPr>
+            <w:tcW w:type="dxa" w:w="4320"/>
+          </w:tcPr>
+          <w:p>
+            <w:r>
+              <w:t>OpenTelemetry, Prometheus client_python, Fluent Bit</w:t>
+            </w:r>
+          </w:p>
+        </w:tc>
+      </w:tr>
+    </w:tbl>
+    <w:p>
+      <w:pPr>
+        <w:shd w:val="clear" w:color="auto" w:fill="E6F4EA"/>
+      </w:pPr>
+      <w:r>
+        <w:rPr>
+          <w:b/>
+          <w:color w:val="188038"/>
+        </w:rPr>
+        <w:t xml:space="preserve">  Tip: </w:t>
+      </w:r>
+      <w:r>
+        <w:t>Open docs/IOT_DEPENDENCIES.xlsx for the full per-component catalogue with priority (P1 / P2 / P3), license, target version, and source URL. Filter by Category to scope a specific sub-stack.</w:t>
+      </w:r>
+    </w:p>
+    <w:p>
       <w:r>
         <w:br w:type="page"/>
       </w:r>
@@ -5227,6 +5711,14 @@
       </w:pPr>
       <w:r>
         <w:t>docs/SAMPLE_APP_REPORT.md — Snapdragon X Elite measurements</w:t>
+      </w:r>
+    </w:p>
+    <w:p>
+      <w:pPr>
+        <w:pStyle w:val="ListBullet"/>
+      </w:pPr>
+      <w:r>
+        <w:t>docs/IOT_DEPENDENCIES.xlsx — IoT device support catalogue (111 components)</w:t>
       </w:r>
     </w:p>
     <w:p>

--- a/docs/QUAD_Server_Guide.docx
+++ b/docs/QUAD_Server_Guide.docx
@@ -5669,6 +5669,718 @@
       </w:r>
     </w:p>
     <w:p>
+      <w:pPr>
+        <w:pStyle w:val="Heading1"/>
+      </w:pPr>
+      <w:r>
+        <w:t>20. Real-mode measurement plumbing</w:t>
+      </w:r>
+    </w:p>
+    <w:p>
+      <w:r>
+        <w:t>QUAD's profile_workload tool now returns a measurement_notes block that tags every metric with its provenance. The adapter auto-detects optional precision profilers (QPM3, Snapdragon Profiler) at runtime and silently uses measured values when they're installed; absent them, fields fall back to clearly labelled host-side estimates.</w:t>
+      </w:r>
+    </w:p>
+    <w:p>
+      <w:pPr>
+        <w:pStyle w:val="Heading2"/>
+      </w:pPr>
+      <w:r>
+        <w:t>20.1  measurement_notes — provenance tags</w:t>
+      </w:r>
+    </w:p>
+    <w:tbl>
+      <w:tblPr>
+        <w:tblStyle w:val="LightGrid-Accent1"/>
+        <w:tblW w:type="auto" w:w="0"/>
+        <w:tblLayout w:type="autofit"/>
+        <w:tblLook w:firstColumn="1" w:firstRow="1" w:lastColumn="0" w:lastRow="0" w:noHBand="0" w:noVBand="1" w:val="04A0"/>
+      </w:tblPr>
+      <w:tblGrid>
+        <w:gridCol w:w="2880"/>
+        <w:gridCol w:w="2880"/>
+        <w:gridCol w:w="2880"/>
+      </w:tblGrid>
+      <w:tr>
+        <w:tc>
+          <w:tcPr>
+            <w:tcW w:type="dxa" w:w="2880"/>
+            <w:shd w:fill="1F3A5C"/>
+          </w:tcPr>
+          <w:p>
+            <w:r>
+              <w:rPr>
+                <w:b/>
+                <w:color w:val="FFFFFF"/>
+              </w:rPr>
+              <w:t>Field</w:t>
+            </w:r>
+          </w:p>
+        </w:tc>
+        <w:tc>
+          <w:tcPr>
+            <w:tcW w:type="dxa" w:w="2880"/>
+            <w:shd w:fill="1F3A5C"/>
+          </w:tcPr>
+          <w:p>
+            <w:r>
+              <w:rPr>
+                <w:b/>
+                <w:color w:val="FFFFFF"/>
+              </w:rPr>
+              <w:t>Source tag</w:t>
+            </w:r>
+          </w:p>
+        </w:tc>
+        <w:tc>
+          <w:tcPr>
+            <w:tcW w:type="dxa" w:w="2880"/>
+            <w:shd w:fill="1F3A5C"/>
+          </w:tcPr>
+          <w:p>
+            <w:r>
+              <w:rPr>
+                <w:b/>
+                <w:color w:val="FFFFFF"/>
+              </w:rPr>
+              <w:t>Meaning</w:t>
+            </w:r>
+          </w:p>
+        </w:tc>
+      </w:tr>
+      <w:tr>
+        <w:tc>
+          <w:tcPr>
+            <w:tcW w:type="dxa" w:w="2880"/>
+          </w:tcPr>
+          <w:p>
+            <w:r>
+              <w:t>latency</w:t>
+            </w:r>
+          </w:p>
+        </w:tc>
+        <w:tc>
+          <w:tcPr>
+            <w:tcW w:type="dxa" w:w="2880"/>
+          </w:tcPr>
+          <w:p>
+            <w:r>
+              <w:t>measured:snpe-diagview</w:t>
+            </w:r>
+          </w:p>
+        </w:tc>
+        <w:tc>
+          <w:tcPr>
+            <w:tcW w:type="dxa" w:w="2880"/>
+          </w:tcPr>
+          <w:p>
+            <w:r>
+              <w:t>Parsed from snpe-diagview CSV (highest fidelity)</w:t>
+            </w:r>
+          </w:p>
+        </w:tc>
+      </w:tr>
+      <w:tr>
+        <w:tc>
+          <w:tcPr>
+            <w:tcW w:type="dxa" w:w="2880"/>
+          </w:tcPr>
+          <w:p>
+            <w:r>
+              <w:t>latency</w:t>
+            </w:r>
+          </w:p>
+        </w:tc>
+        <w:tc>
+          <w:tcPr>
+            <w:tcW w:type="dxa" w:w="2880"/>
+          </w:tcPr>
+          <w:p>
+            <w:r>
+              <w:t>measured:snpe-net-run</w:t>
+            </w:r>
+          </w:p>
+        </w:tc>
+        <w:tc>
+          <w:tcPr>
+            <w:tcW w:type="dxa" w:w="2880"/>
+          </w:tcPr>
+          <w:p>
+            <w:r>
+              <w:t>Parsed from snpe-net-run stdout</w:t>
+            </w:r>
+          </w:p>
+        </w:tc>
+      </w:tr>
+      <w:tr>
+        <w:tc>
+          <w:tcPr>
+            <w:tcW w:type="dxa" w:w="2880"/>
+          </w:tcPr>
+          <w:p>
+            <w:r>
+              <w:t>latency</w:t>
+            </w:r>
+          </w:p>
+        </w:tc>
+        <w:tc>
+          <w:tcPr>
+            <w:tcW w:type="dxa" w:w="2880"/>
+          </w:tcPr>
+          <w:p>
+            <w:r>
+              <w:t>not_measured:parser_no_match</w:t>
+            </w:r>
+          </w:p>
+        </w:tc>
+        <w:tc>
+          <w:tcPr>
+            <w:tcW w:type="dxa" w:w="2880"/>
+          </w:tcPr>
+          <w:p>
+            <w:r>
+              <w:t>Stdout / CSV didn't match any pattern (e.g. .onnx passed instead of .dlc)</w:t>
+            </w:r>
+          </w:p>
+        </w:tc>
+      </w:tr>
+      <w:tr>
+        <w:tc>
+          <w:tcPr>
+            <w:tcW w:type="dxa" w:w="2880"/>
+          </w:tcPr>
+          <w:p>
+            <w:r>
+              <w:t>layers</w:t>
+            </w:r>
+          </w:p>
+        </w:tc>
+        <w:tc>
+          <w:tcPr>
+            <w:tcW w:type="dxa" w:w="2880"/>
+          </w:tcPr>
+          <w:p>
+            <w:r>
+              <w:t>measured:snpe-diagview</w:t>
+            </w:r>
+          </w:p>
+        </w:tc>
+        <w:tc>
+          <w:tcPr>
+            <w:tcW w:type="dxa" w:w="2880"/>
+          </w:tcPr>
+          <w:p>
+            <w:r>
+              <w:t>Per-layer rows from diagview CSV</w:t>
+            </w:r>
+          </w:p>
+        </w:tc>
+      </w:tr>
+      <w:tr>
+        <w:tc>
+          <w:tcPr>
+            <w:tcW w:type="dxa" w:w="2880"/>
+          </w:tcPr>
+          <w:p>
+            <w:r>
+              <w:t>layers</w:t>
+            </w:r>
+          </w:p>
+        </w:tc>
+        <w:tc>
+          <w:tcPr>
+            <w:tcW w:type="dxa" w:w="2880"/>
+          </w:tcPr>
+          <w:p>
+            <w:r>
+              <w:t>synthetic_composite:no_diagview_csv</w:t>
+            </w:r>
+          </w:p>
+        </w:tc>
+        <w:tc>
+          <w:tcPr>
+            <w:tcW w:type="dxa" w:w="2880"/>
+          </w:tcPr>
+          <w:p>
+            <w:r>
+              <w:t>Fallback single-layer placeholder; diagview wasn't invoked</w:t>
+            </w:r>
+          </w:p>
+        </w:tc>
+      </w:tr>
+      <w:tr>
+        <w:tc>
+          <w:tcPr>
+            <w:tcW w:type="dxa" w:w="2880"/>
+          </w:tcPr>
+          <w:p>
+            <w:r>
+              <w:t>memory</w:t>
+            </w:r>
+          </w:p>
+        </w:tc>
+        <w:tc>
+          <w:tcPr>
+            <w:tcW w:type="dxa" w:w="2880"/>
+          </w:tcPr>
+          <w:p>
+            <w:r>
+              <w:t>measured:psutil_rss(N_samples)</w:t>
+            </w:r>
+          </w:p>
+        </w:tc>
+        <w:tc>
+          <w:tcPr>
+            <w:tcW w:type="dxa" w:w="2880"/>
+          </w:tcPr>
+          <w:p>
+            <w:r>
+              <w:t>psutil polled the snpe-net-run subprocess every 100 ms</w:t>
+            </w:r>
+          </w:p>
+        </w:tc>
+      </w:tr>
+      <w:tr>
+        <w:tc>
+          <w:tcPr>
+            <w:tcW w:type="dxa" w:w="2880"/>
+          </w:tcPr>
+          <w:p>
+            <w:r>
+              <w:t>power</w:t>
+            </w:r>
+          </w:p>
+        </w:tc>
+        <w:tc>
+          <w:tcPr>
+            <w:tcW w:type="dxa" w:w="2880"/>
+          </w:tcPr>
+          <w:p>
+            <w:r>
+              <w:t>measured:qpm3(N_samples)</w:t>
+            </w:r>
+          </w:p>
+        </w:tc>
+        <w:tc>
+          <w:tcPr>
+            <w:tcW w:type="dxa" w:w="2880"/>
+          </w:tcPr>
+          <w:p>
+            <w:r>
+              <w:t>QPM3 capture; per-frame PMIC readings</w:t>
+            </w:r>
+          </w:p>
+        </w:tc>
+      </w:tr>
+      <w:tr>
+        <w:tc>
+          <w:tcPr>
+            <w:tcW w:type="dxa" w:w="2880"/>
+          </w:tcPr>
+          <w:p>
+            <w:r>
+              <w:t>power</w:t>
+            </w:r>
+          </w:p>
+        </w:tc>
+        <w:tc>
+          <w:tcPr>
+            <w:tcW w:type="dxa" w:w="2880"/>
+          </w:tcPr>
+          <w:p>
+            <w:r>
+              <w:t>estimated:host_thermal_model</w:t>
+            </w:r>
+          </w:p>
+        </w:tc>
+        <w:tc>
+          <w:tcPr>
+            <w:tcW w:type="dxa" w:w="2880"/>
+          </w:tcPr>
+          <w:p>
+            <w:r>
+              <w:t>Coarse model from CPU/GPU/NPU% × X-Elite TDP profile</w:t>
+            </w:r>
+          </w:p>
+        </w:tc>
+      </w:tr>
+      <w:tr>
+        <w:tc>
+          <w:tcPr>
+            <w:tcW w:type="dxa" w:w="2880"/>
+          </w:tcPr>
+          <w:p>
+            <w:r>
+              <w:t>utilization</w:t>
+            </w:r>
+          </w:p>
+        </w:tc>
+        <w:tc>
+          <w:tcPr>
+            <w:tcW w:type="dxa" w:w="2880"/>
+          </w:tcPr>
+          <w:p>
+            <w:r>
+              <w:t>measured:psutil_cpu+sdptrace_gpu</w:t>
+            </w:r>
+          </w:p>
+        </w:tc>
+        <w:tc>
+          <w:tcPr>
+            <w:tcW w:type="dxa" w:w="2880"/>
+          </w:tcPr>
+          <w:p>
+            <w:r>
+              <w:t>psutil for CPU, sdptrace chrometrace for GPU</w:t>
+            </w:r>
+          </w:p>
+        </w:tc>
+      </w:tr>
+      <w:tr>
+        <w:tc>
+          <w:tcPr>
+            <w:tcW w:type="dxa" w:w="2880"/>
+          </w:tcPr>
+          <w:p>
+            <w:r>
+              <w:t>utilization</w:t>
+            </w:r>
+          </w:p>
+        </w:tc>
+        <w:tc>
+          <w:tcPr>
+            <w:tcW w:type="dxa" w:w="2880"/>
+          </w:tcPr>
+          <w:p>
+            <w:r>
+              <w:t>measured:psutil_cpu_percent</w:t>
+            </w:r>
+          </w:p>
+        </w:tc>
+        <w:tc>
+          <w:tcPr>
+            <w:tcW w:type="dxa" w:w="2880"/>
+          </w:tcPr>
+          <w:p>
+            <w:r>
+              <w:t>CPU only (sdptrace absent)</w:t>
+            </w:r>
+          </w:p>
+        </w:tc>
+      </w:tr>
+      <w:tr>
+        <w:tc>
+          <w:tcPr>
+            <w:tcW w:type="dxa" w:w="2880"/>
+          </w:tcPr>
+          <w:p>
+            <w:r>
+              <w:t>qhas_chrometrace</w:t>
+            </w:r>
+          </w:p>
+        </w:tc>
+        <w:tc>
+          <w:tcPr>
+            <w:tcW w:type="dxa" w:w="2880"/>
+          </w:tcPr>
+          <w:p>
+            <w:r>
+              <w:t>measured:qnn-profile-viewer</w:t>
+            </w:r>
+          </w:p>
+        </w:tc>
+        <w:tc>
+          <w:tcPr>
+            <w:tcW w:type="dxa" w:w="2880"/>
+          </w:tcPr>
+          <w:p>
+            <w:r>
+              <w:t>QHAS chrometrace JSON path</w:t>
+            </w:r>
+          </w:p>
+        </w:tc>
+      </w:tr>
+    </w:tbl>
+    <w:p>
+      <w:pPr>
+        <w:pStyle w:val="Heading2"/>
+      </w:pPr>
+      <w:r>
+        <w:t>20.2  Optional precision profilers</w:t>
+      </w:r>
+    </w:p>
+    <w:p>
+      <w:r>
+        <w:t>Two host-side tools, both gated downloads from Qualcomm:</w:t>
+      </w:r>
+    </w:p>
+    <w:tbl>
+      <w:tblPr>
+        <w:tblStyle w:val="LightGrid-Accent1"/>
+        <w:tblW w:type="auto" w:w="0"/>
+        <w:tblLayout w:type="autofit"/>
+        <w:tblLook w:firstColumn="1" w:firstRow="1" w:lastColumn="0" w:lastRow="0" w:noHBand="0" w:noVBand="1" w:val="04A0"/>
+      </w:tblPr>
+      <w:tblGrid>
+        <w:gridCol w:w="2880"/>
+        <w:gridCol w:w="2880"/>
+        <w:gridCol w:w="2880"/>
+      </w:tblGrid>
+      <w:tr>
+        <w:tc>
+          <w:tcPr>
+            <w:tcW w:type="dxa" w:w="2880"/>
+            <w:shd w:fill="1F3A5C"/>
+          </w:tcPr>
+          <w:p>
+            <w:r>
+              <w:rPr>
+                <w:b/>
+                <w:color w:val="FFFFFF"/>
+              </w:rPr>
+              <w:t>Tool</w:t>
+            </w:r>
+          </w:p>
+        </w:tc>
+        <w:tc>
+          <w:tcPr>
+            <w:tcW w:type="dxa" w:w="2880"/>
+            <w:shd w:fill="1F3A5C"/>
+          </w:tcPr>
+          <w:p>
+            <w:r>
+              <w:rPr>
+                <w:b/>
+                <w:color w:val="FFFFFF"/>
+              </w:rPr>
+              <w:t>Adds</w:t>
+            </w:r>
+          </w:p>
+        </w:tc>
+        <w:tc>
+          <w:tcPr>
+            <w:tcW w:type="dxa" w:w="2880"/>
+            <w:shd w:fill="1F3A5C"/>
+          </w:tcPr>
+          <w:p>
+            <w:r>
+              <w:rPr>
+                <w:b/>
+                <w:color w:val="FFFFFF"/>
+              </w:rPr>
+              <w:t>Detection / Activation</w:t>
+            </w:r>
+          </w:p>
+        </w:tc>
+      </w:tr>
+      <w:tr>
+        <w:tc>
+          <w:tcPr>
+            <w:tcW w:type="dxa" w:w="2880"/>
+          </w:tcPr>
+          <w:p>
+            <w:r>
+              <w:t>QPM3 (Qualcomm Power Monitor 3)</w:t>
+            </w:r>
+          </w:p>
+        </w:tc>
+        <w:tc>
+          <w:tcPr>
+            <w:tcW w:type="dxa" w:w="2880"/>
+          </w:tcPr>
+          <w:p>
+            <w:r>
+              <w:t>Measured per-frame power (vs estimated)</w:t>
+            </w:r>
+          </w:p>
+        </w:tc>
+        <w:tc>
+          <w:tcPr>
+            <w:tcW w:type="dxa" w:w="2880"/>
+          </w:tcPr>
+          <w:p>
+            <w:r>
+              <w:t>PATH or QPM3_HOME env var. Adapter auto-invokes during snpe-net-run.</w:t>
+            </w:r>
+          </w:p>
+        </w:tc>
+      </w:tr>
+      <w:tr>
+        <w:tc>
+          <w:tcPr>
+            <w:tcW w:type="dxa" w:w="2880"/>
+          </w:tcPr>
+          <w:p>
+            <w:r>
+              <w:t>Snapdragon Profiler (sdptrace)</w:t>
+            </w:r>
+          </w:p>
+        </w:tc>
+        <w:tc>
+          <w:tcPr>
+            <w:tcW w:type="dxa" w:w="2880"/>
+          </w:tcPr>
+          <w:p>
+            <w:r>
+              <w:t>Real GPU% utilisation from chrometrace</w:t>
+            </w:r>
+          </w:p>
+        </w:tc>
+        <w:tc>
+          <w:tcPr>
+            <w:tcW w:type="dxa" w:w="2880"/>
+          </w:tcPr>
+          <w:p>
+            <w:r>
+              <w:t>PATH or SNAPDRAGON_PROFILER_HOME. Adapter auto-captures concurrent trace.</w:t>
+            </w:r>
+          </w:p>
+        </w:tc>
+      </w:tr>
+    </w:tbl>
+    <w:p>
+      <w:pPr>
+        <w:shd w:val="clear" w:color="auto" w:fill="E6F4EA"/>
+      </w:pPr>
+      <w:r>
+        <w:rPr>
+          <w:b/>
+          <w:color w:val="188038"/>
+        </w:rPr>
+        <w:t xml:space="preserve">  Tip: </w:t>
+      </w:r>
+      <w:r>
+        <w:t>Neither tool blocks anything. Install once; quad doctor flips them from WARN to PASS; profile_workload responses automatically include the measured values. No client-side changes needed.</w:t>
+      </w:r>
+    </w:p>
+    <w:p>
+      <w:pPr>
+        <w:pStyle w:val="Heading2"/>
+      </w:pPr>
+      <w:r>
+        <w:t>20.3  QAIRT-adapter stdout parsers</w:t>
+      </w:r>
+    </w:p>
+    <w:p>
+      <w:r>
+        <w:t>src/quad/adapters/parsers.py contains four pure-function parsers wired into the adapter:</w:t>
+      </w:r>
+    </w:p>
+    <w:p>
+      <w:pPr>
+        <w:pStyle w:val="ListBullet"/>
+      </w:pPr>
+      <w:r>
+        <w:t>parse_snpe_net_run_stdout — total/forward inference time, runtime banner, error tags</w:t>
+      </w:r>
+    </w:p>
+    <w:p>
+      <w:pPr>
+        <w:pStyle w:val="ListBullet"/>
+      </w:pPr>
+      <w:r>
+        <w:t>parse_snpe_diagview_csv — Total Inference Time, Forward Propagate, per-section init metrics</w:t>
+      </w:r>
+    </w:p>
+    <w:p>
+      <w:pPr>
+        <w:pStyle w:val="ListBullet"/>
+      </w:pPr>
+      <w:r>
+        <w:t>parse_snpe_diagview_layers — per-layer rows from the 'Model Layer Times' section</w:t>
+      </w:r>
+    </w:p>
+    <w:p>
+      <w:pPr>
+        <w:pStyle w:val="ListBullet"/>
+      </w:pPr>
+      <w:r>
+        <w:t>parse_qnn_platform_validator — per-backend block parser (DSP / GPU / CPU support state)</w:t>
+      </w:r>
+    </w:p>
+    <w:p>
+      <w:pPr>
+        <w:pStyle w:val="ListBullet"/>
+      </w:pPr>
+      <w:r>
+        <w:t>parse_qairt_converter_stdout — supported_ops_pct, unsupported_ops list, warnings, errors</w:t>
+      </w:r>
+    </w:p>
+    <w:p>
+      <w:pPr>
+        <w:pStyle w:val="Heading2"/>
+      </w:pPr>
+      <w:r>
+        <w:t>20.4  Model registry — `quad models`</w:t>
+      </w:r>
+    </w:p>
+    <w:p>
+      <w:r>
+        <w:t>Production ONNX provisioning lives in src/quad/model_registry/. Models are listed in registry.yaml with a name, plan, and either a url (auto-downloadable) or a path_env_var (user-supplied for gated / large weights).</w:t>
+      </w:r>
+    </w:p>
+    <w:p>
+      <w:pPr>
+        <w:pStyle w:val="QuadCode"/>
+        <w:shd w:val="clear" w:color="auto" w:fill="F2F2F2"/>
+      </w:pPr>
+      <w:r/>
+    </w:p>
+    <w:p>
+      <w:pPr>
+        <w:pStyle w:val="QuadCode"/>
+        <w:shd w:val="clear" w:color="auto" w:fill="F2F2F2"/>
+      </w:pPr>
+      <w:r>
+        <w:t>quad models list                  # show every entry with cache state</w:t>
+      </w:r>
+    </w:p>
+    <w:p>
+      <w:pPr>
+        <w:pStyle w:val="QuadCode"/>
+        <w:shd w:val="clear" w:color="auto" w:fill="F2F2F2"/>
+      </w:pPr>
+      <w:r>
+        <w:t>quad models fetch mobilenetv2     # download + verify SHA-256</w:t>
+      </w:r>
+    </w:p>
+    <w:p>
+      <w:pPr>
+        <w:pStyle w:val="QuadCode"/>
+        <w:shd w:val="clear" w:color="auto" w:fill="F2F2F2"/>
+      </w:pPr>
+      <w:r>
+        <w:t>quad models path llama3_8b_prefill # resolve $LLAMA3_8B_PREFILL_ONNX</w:t>
+      </w:r>
+    </w:p>
+    <w:p>
+      <w:pPr>
+        <w:pStyle w:val="QuadCode"/>
+        <w:shd w:val="clear" w:color="auto" w:fill="F2F2F2"/>
+      </w:pPr>
+      <w:r>
+        <w:t>quad models verify &lt;name&gt;         # re-check SHA-256 of cached file</w:t>
+      </w:r>
+    </w:p>
+    <w:p>
+      <w:r>
+        <w:t>Adding a model for a new plan is a single yaml entry — no Python changes. The fetcher streams via httpx, atomic-renames into the cache (~/.quad/models/), and verifies SHA-256 when declared.</w:t>
+      </w:r>
+    </w:p>
+    <w:p>
+      <w:pPr>
+        <w:pStyle w:val="Heading2"/>
+      </w:pPr>
+      <w:r>
+        <w:t>20.5  Snapdragon X Elite environment caveat</w:t>
+      </w:r>
+    </w:p>
+    <w:p>
+      <w:r>
+        <w:t>On Snapdragon X Elite (Windows-on-ARM64), QAIRT 2.46's host Python tools (qairt-converter, qairt-quantizer) ship as windows-arm64ec/.pyd modules that depend on the full Visual Studio 2022 runtime, not just the VC++ redistributable. The RUNTIME path (snpe-net-run, qnn-platform-validator) works on a stock install — only model conversion is affected. To enable conversion on this box: `winget install Microsoft.VisualStudio.2022.Community` (or use BuildTools), or convert on a separate x86_64 host and copy the .dlc back. `quad doctor --real-mode` surfaces this explicitly under 'Python arch vs OS'.</w:t>
+      </w:r>
+    </w:p>
+    <w:p>
       <w:r>
         <w:br w:type="page"/>
       </w:r>
@@ -5719,6 +6431,30 @@
       </w:pPr>
       <w:r>
         <w:t>docs/IOT_DEPENDENCIES.xlsx — IoT device support catalogue (111 components)</w:t>
+      </w:r>
+    </w:p>
+    <w:p>
+      <w:pPr>
+        <w:pStyle w:val="ListBullet"/>
+      </w:pPr>
+      <w:r>
+        <w:t>src/quad/adapters/parsers.py — QAIRT/SNPE stdout parsers (snpe-net-run, snpe-diagview, qnn-platform-validator, qairt-converter)</w:t>
+      </w:r>
+    </w:p>
+    <w:p>
+      <w:pPr>
+        <w:pStyle w:val="ListBullet"/>
+      </w:pPr>
+      <w:r>
+        <w:t>src/quad/profiler/{qpm3,sdptrace,host_power,host_utilization,rss_sampler}.py — optional precision profilers + host-side measurement helpers</w:t>
+      </w:r>
+    </w:p>
+    <w:p>
+      <w:pPr>
+        <w:pStyle w:val="ListBullet"/>
+      </w:pPr>
+      <w:r>
+        <w:t>src/quad/model_registry/ — production ONNX provisioning (registry.yaml + fetcher.py)</w:t>
       </w:r>
     </w:p>
     <w:p>
